--- a/Foreground Masking/documentation/Toy Object Parameters Guide.docx
+++ b/Foreground Masking/documentation/Toy Object Parameters Guide.docx
@@ -81,7 +81,7 @@
               <w:t xml:space="preserve">Short answer: </w:t>
             </w:r>
             <w:r>
-              <w:t>No. The UI displays all Toy object controls for every type, but the code only uses some controls for some object profiles. Location, brightness, FWHM, and truth dilation apply broadly. Moffat beta applies only to Moffat star. Axis ratio and object PA apply only to Compact galaxy.</w:t>
+              <w:t>The Toy object model now has three available profiles: Gaussian star, Star cluster, and Compact galaxy. Location, brightness, FWHM, and truth dilation apply broadly. Axis ratio and object PA apply only to Compact galaxy.</w:t>
             </w:r>
           </w:p>
         </w:tc>
@@ -295,7 +295,7 @@
                 <w:rFonts w:ascii="Calibri" w:hAnsi="Calibri"/>
                 <w:sz w:val="19"/>
               </w:rPr>
-              <w:t>A compact source with a smooth, symmetric PSF-like core.</w:t>
+              <w:t>A compact point-source test object with a smooth, symmetric core.</w:t>
             </w:r>
           </w:p>
         </w:tc>
@@ -319,108 +319,7 @@
                 <w:rFonts w:ascii="Calibri" w:hAnsi="Calibri"/>
                 <w:sz w:val="19"/>
               </w:rPr>
-              <w:t>Uses FWHM to set Gaussian sigma. Ignores axis ratio, object PA, and Moffat beta.</w:t>
-            </w:r>
-          </w:p>
-        </w:tc>
-      </w:tr>
-      <w:tr>
-        <w:trPr>
-          <w:cantSplit/>
-        </w:trPr>
-        <w:tc>
-          <w:tcPr>
-            <w:tcW w:type="dxa" w:w="1800"/>
-            <w:vAlign w:val="center"/>
-            <w:tcMar>
-              <w:top w:w="80" w:type="dxa"/>
-              <w:start w:w="120" w:type="dxa"/>
-              <w:bottom w:w="80" w:type="dxa"/>
-              <w:end w:w="120" w:type="dxa"/>
-            </w:tcMar>
-          </w:tcPr>
-          <w:p>
-            <w:pPr>
-              <w:spacing w:after="0"/>
-            </w:pPr>
-            <w:r>
-              <w:rPr>
-                <w:rFonts w:ascii="Calibri" w:hAnsi="Calibri"/>
-                <w:sz w:val="19"/>
-              </w:rPr>
-              <w:t>Moffat star</w:t>
-            </w:r>
-          </w:p>
-        </w:tc>
-        <w:tc>
-          <w:tcPr>
-            <w:tcW w:type="dxa" w:w="2520"/>
-            <w:vAlign w:val="center"/>
-            <w:tcMar>
-              <w:top w:w="80" w:type="dxa"/>
-              <w:start w:w="120" w:type="dxa"/>
-              <w:bottom w:w="80" w:type="dxa"/>
-              <w:end w:w="120" w:type="dxa"/>
-            </w:tcMar>
-          </w:tcPr>
-          <w:p>
-            <w:pPr>
-              <w:spacing w:after="0"/>
-            </w:pPr>
-            <w:r>
-              <w:rPr>
-                <w:rFonts w:ascii="Calibri" w:hAnsi="Calibri"/>
-                <w:sz w:val="19"/>
-              </w:rPr>
-              <w:t>Circular Moffat profile with broader wings than a Gaussian.</w:t>
-            </w:r>
-          </w:p>
-        </w:tc>
-        <w:tc>
-          <w:tcPr>
-            <w:tcW w:type="dxa" w:w="2448"/>
-            <w:vAlign w:val="center"/>
-            <w:tcMar>
-              <w:top w:w="80" w:type="dxa"/>
-              <w:start w:w="120" w:type="dxa"/>
-              <w:bottom w:w="80" w:type="dxa"/>
-              <w:end w:w="120" w:type="dxa"/>
-            </w:tcMar>
-          </w:tcPr>
-          <w:p>
-            <w:pPr>
-              <w:spacing w:after="0"/>
-            </w:pPr>
-            <w:r>
-              <w:rPr>
-                <w:rFonts w:ascii="Calibri" w:hAnsi="Calibri"/>
-                <w:sz w:val="19"/>
-              </w:rPr>
-              <w:t>A star or PSF-like object where extended wings matter.</w:t>
-            </w:r>
-          </w:p>
-        </w:tc>
-        <w:tc>
-          <w:tcPr>
-            <w:tcW w:type="dxa" w:w="2592"/>
-            <w:vAlign w:val="center"/>
-            <w:tcMar>
-              <w:top w:w="80" w:type="dxa"/>
-              <w:start w:w="120" w:type="dxa"/>
-              <w:bottom w:w="80" w:type="dxa"/>
-              <w:end w:w="120" w:type="dxa"/>
-            </w:tcMar>
-          </w:tcPr>
-          <w:p>
-            <w:pPr>
-              <w:spacing w:after="0"/>
-            </w:pPr>
-            <w:r>
-              <w:rPr>
-                <w:rFonts w:ascii="Calibri" w:hAnsi="Calibri"/>
-                <w:sz w:val="19"/>
-              </w:rPr>
-              <w:t>Uses FWHM and Moffat beta. Ignores axis ratio and object PA.</w:t>
+              <w:t>Characterised by centroid, brightness, and FWHM. Uses FWHM to set Gaussian sigma. Ignores axis ratio and object PA.</w:t>
             </w:r>
           </w:p>
         </w:tc>
@@ -521,7 +420,7 @@
                 <w:rFonts w:ascii="Calibri" w:hAnsi="Calibri"/>
                 <w:sz w:val="19"/>
               </w:rPr>
-              <w:t>Uses FWHM as the scale for all component offsets and widths. Ignores axis ratio, object PA, and Moffat beta.</w:t>
+              <w:t>Characterised by one centroid, brightness, and FWHM. FWHM sets the scale for all component offsets and widths. Ignores axis ratio and object PA.</w:t>
             </w:r>
           </w:p>
         </w:tc>
@@ -622,7 +521,7 @@
                 <w:rFonts w:ascii="Calibri" w:hAnsi="Calibri"/>
                 <w:sz w:val="19"/>
               </w:rPr>
-              <w:t>Uses FWHM, axis ratio, and object PA. Ignores Moffat beta.</w:t>
+              <w:t>Characterised by centroid, brightness, major-axis FWHM, axis ratio, and object PA.</w:t>
             </w:r>
           </w:p>
         </w:tc>
@@ -864,7 +763,7 @@
                 <w:rFonts w:ascii="Calibri" w:hAnsi="Calibri"/>
                 <w:sz w:val="19"/>
               </w:rPr>
-              <w:t>The internal values are gaussian, moffat, cluster, and galaxy.</w:t>
+              <w:t>The internal values are gaussian, cluster, and galaxy.</w:t>
             </w:r>
           </w:p>
         </w:tc>
@@ -1571,7 +1470,7 @@
                 <w:rFonts w:ascii="Calibri" w:hAnsi="Calibri"/>
                 <w:sz w:val="19"/>
               </w:rPr>
-              <w:t>In the current code, Gaussian star, Moffat star, and Star cluster are circular and ignore this value.</w:t>
+              <w:t>In the current code, Gaussian star and Star cluster are circular and ignore this value.</w:t>
             </w:r>
           </w:p>
         </w:tc>
@@ -1701,107 +1600,6 @@
                 <w:rFonts w:ascii="Calibri" w:hAnsi="Calibri"/>
                 <w:sz w:val="19"/>
               </w:rPr>
-              <w:t>Moffat beta</w:t>
-            </w:r>
-          </w:p>
-        </w:tc>
-        <w:tc>
-          <w:tcPr>
-            <w:tcW w:type="dxa" w:w="3024"/>
-            <w:vAlign w:val="center"/>
-            <w:tcMar>
-              <w:top w:w="80" w:type="dxa"/>
-              <w:start w:w="120" w:type="dxa"/>
-              <w:bottom w:w="80" w:type="dxa"/>
-              <w:end w:w="120" w:type="dxa"/>
-            </w:tcMar>
-          </w:tcPr>
-          <w:p>
-            <w:pPr>
-              <w:spacing w:after="0"/>
-            </w:pPr>
-            <w:r>
-              <w:rPr>
-                <w:rFonts w:ascii="Calibri" w:hAnsi="Calibri"/>
-                <w:sz w:val="19"/>
-              </w:rPr>
-              <w:t>Shape parameter controlling how steeply the Moffat wings fall away from the centre.</w:t>
-            </w:r>
-          </w:p>
-        </w:tc>
-        <w:tc>
-          <w:tcPr>
-            <w:tcW w:type="dxa" w:w="1944"/>
-            <w:vAlign w:val="center"/>
-            <w:tcMar>
-              <w:top w:w="80" w:type="dxa"/>
-              <w:start w:w="120" w:type="dxa"/>
-              <w:bottom w:w="80" w:type="dxa"/>
-              <w:end w:w="120" w:type="dxa"/>
-            </w:tcMar>
-          </w:tcPr>
-          <w:p>
-            <w:pPr>
-              <w:spacing w:after="0"/>
-            </w:pPr>
-            <w:r>
-              <w:rPr>
-                <w:rFonts w:ascii="Calibri" w:hAnsi="Calibri"/>
-                <w:sz w:val="19"/>
-              </w:rPr>
-              <w:t>Moffat star only</w:t>
-            </w:r>
-          </w:p>
-        </w:tc>
-        <w:tc>
-          <w:tcPr>
-            <w:tcW w:type="dxa" w:w="2592"/>
-            <w:vAlign w:val="center"/>
-            <w:tcMar>
-              <w:top w:w="80" w:type="dxa"/>
-              <w:start w:w="120" w:type="dxa"/>
-              <w:bottom w:w="80" w:type="dxa"/>
-              <w:end w:w="120" w:type="dxa"/>
-            </w:tcMar>
-          </w:tcPr>
-          <w:p>
-            <w:pPr>
-              <w:spacing w:after="0"/>
-            </w:pPr>
-            <w:r>
-              <w:rPr>
-                <w:rFonts w:ascii="Calibri" w:hAnsi="Calibri"/>
-                <w:sz w:val="19"/>
-              </w:rPr>
-              <w:t>Lower beta gives broader, heavier wings. Higher beta makes the profile more Gaussian-like and concentrates more light near the core.</w:t>
-            </w:r>
-          </w:p>
-        </w:tc>
-      </w:tr>
-      <w:tr>
-        <w:trPr>
-          <w:cantSplit/>
-        </w:trPr>
-        <w:tc>
-          <w:tcPr>
-            <w:tcW w:type="dxa" w:w="1800"/>
-            <w:vAlign w:val="center"/>
-            <w:tcMar>
-              <w:top w:w="80" w:type="dxa"/>
-              <w:start w:w="120" w:type="dxa"/>
-              <w:bottom w:w="80" w:type="dxa"/>
-              <w:end w:w="120" w:type="dxa"/>
-            </w:tcMar>
-          </w:tcPr>
-          <w:p>
-            <w:pPr>
-              <w:spacing w:after="0"/>
-            </w:pPr>
-            <w:r>
-              <w:rPr>
-                <w:rFonts w:ascii="Calibri" w:hAnsi="Calibri"/>
-                <w:sz w:val="19"/>
-              </w:rPr>
               <w:t>truth dilation [px]</w:t>
             </w:r>
           </w:p>
@@ -1901,11 +1699,10 @@
         <w:tblLook w:firstColumn="1" w:firstRow="1" w:lastColumn="0" w:lastRow="0" w:noHBand="0" w:noVBand="1" w:val="04A0"/>
       </w:tblPr>
       <w:tblGrid>
-        <w:gridCol w:w="1872"/>
-        <w:gridCol w:w="1872"/>
-        <w:gridCol w:w="1872"/>
-        <w:gridCol w:w="1872"/>
-        <w:gridCol w:w="1872"/>
+        <w:gridCol w:w="2340"/>
+        <w:gridCol w:w="2340"/>
+        <w:gridCol w:w="2340"/>
+        <w:gridCol w:w="2340"/>
       </w:tblGrid>
       <w:tr>
         <w:trPr>
@@ -1914,7 +1711,7 @@
         </w:trPr>
         <w:tc>
           <w:tcPr>
-            <w:tcW w:type="dxa" w:w="2232"/>
+            <w:tcW w:type="dxa" w:w="2592"/>
             <w:vAlign w:val="center"/>
             <w:tcMar>
               <w:top w:w="80" w:type="dxa"/>
@@ -1941,7 +1738,7 @@
         </w:tc>
         <w:tc>
           <w:tcPr>
-            <w:tcW w:type="dxa" w:w="1800"/>
+            <w:tcW w:type="dxa" w:w="2232"/>
             <w:vAlign w:val="center"/>
             <w:tcMar>
               <w:top w:w="80" w:type="dxa"/>
@@ -1968,34 +1765,7 @@
         </w:tc>
         <w:tc>
           <w:tcPr>
-            <w:tcW w:type="dxa" w:w="1800"/>
-            <w:vAlign w:val="center"/>
-            <w:tcMar>
-              <w:top w:w="80" w:type="dxa"/>
-              <w:start w:w="120" w:type="dxa"/>
-              <w:bottom w:w="80" w:type="dxa"/>
-              <w:end w:w="120" w:type="dxa"/>
-            </w:tcMar>
-            <w:shd w:fill="E8EEF5"/>
-          </w:tcPr>
-          <w:p>
-            <w:pPr>
-              <w:spacing w:after="0"/>
-            </w:pPr>
-            <w:r>
-              <w:rPr>
-                <w:rFonts w:ascii="Calibri" w:hAnsi="Calibri"/>
-                <w:b/>
-                <w:color w:val="1F4D78"/>
-                <w:sz w:val="19"/>
-              </w:rPr>
-              <w:t>Moffat star</w:t>
-            </w:r>
-          </w:p>
-        </w:tc>
-        <w:tc>
-          <w:tcPr>
-            <w:tcW w:type="dxa" w:w="1800"/>
+            <w:tcW w:type="dxa" w:w="2232"/>
             <w:vAlign w:val="center"/>
             <w:tcMar>
               <w:top w:w="80" w:type="dxa"/>
@@ -2022,7 +1792,7 @@
         </w:tc>
         <w:tc>
           <w:tcPr>
-            <w:tcW w:type="dxa" w:w="1728"/>
+            <w:tcW w:type="dxa" w:w="2304"/>
             <w:vAlign w:val="center"/>
             <w:tcMar>
               <w:top w:w="80" w:type="dxa"/>
@@ -2054,7 +1824,7 @@
         </w:trPr>
         <w:tc>
           <w:tcPr>
-            <w:tcW w:type="dxa" w:w="2232"/>
+            <w:tcW w:type="dxa" w:w="2592"/>
             <w:vAlign w:val="center"/>
             <w:tcMar>
               <w:top w:w="80" w:type="dxa"/>
@@ -2078,7 +1848,7 @@
         </w:tc>
         <w:tc>
           <w:tcPr>
-            <w:tcW w:type="dxa" w:w="1800"/>
+            <w:tcW w:type="dxa" w:w="2232"/>
             <w:vAlign w:val="center"/>
             <w:tcMar>
               <w:top w:w="80" w:type="dxa"/>
@@ -2102,7 +1872,7 @@
         </w:tc>
         <w:tc>
           <w:tcPr>
-            <w:tcW w:type="dxa" w:w="1800"/>
+            <w:tcW w:type="dxa" w:w="2232"/>
             <w:vAlign w:val="center"/>
             <w:tcMar>
               <w:top w:w="80" w:type="dxa"/>
@@ -2126,31 +1896,7 @@
         </w:tc>
         <w:tc>
           <w:tcPr>
-            <w:tcW w:type="dxa" w:w="1800"/>
-            <w:vAlign w:val="center"/>
-            <w:tcMar>
-              <w:top w:w="80" w:type="dxa"/>
-              <w:start w:w="120" w:type="dxa"/>
-              <w:bottom w:w="80" w:type="dxa"/>
-              <w:end w:w="120" w:type="dxa"/>
-            </w:tcMar>
-          </w:tcPr>
-          <w:p>
-            <w:pPr>
-              <w:spacing w:after="0"/>
-            </w:pPr>
-            <w:r>
-              <w:rPr>
-                <w:rFonts w:ascii="Calibri" w:hAnsi="Calibri"/>
-                <w:sz w:val="19"/>
-              </w:rPr>
-              <w:t>Yes</w:t>
-            </w:r>
-          </w:p>
-        </w:tc>
-        <w:tc>
-          <w:tcPr>
-            <w:tcW w:type="dxa" w:w="1728"/>
+            <w:tcW w:type="dxa" w:w="2304"/>
             <w:vAlign w:val="center"/>
             <w:tcMar>
               <w:top w:w="80" w:type="dxa"/>
@@ -2179,7 +1925,7 @@
         </w:trPr>
         <w:tc>
           <w:tcPr>
-            <w:tcW w:type="dxa" w:w="2232"/>
+            <w:tcW w:type="dxa" w:w="2592"/>
             <w:vAlign w:val="center"/>
             <w:tcMar>
               <w:top w:w="80" w:type="dxa"/>
@@ -2203,7 +1949,7 @@
         </w:tc>
         <w:tc>
           <w:tcPr>
-            <w:tcW w:type="dxa" w:w="1800"/>
+            <w:tcW w:type="dxa" w:w="2232"/>
             <w:vAlign w:val="center"/>
             <w:tcMar>
               <w:top w:w="80" w:type="dxa"/>
@@ -2227,7 +1973,7 @@
         </w:tc>
         <w:tc>
           <w:tcPr>
-            <w:tcW w:type="dxa" w:w="1800"/>
+            <w:tcW w:type="dxa" w:w="2232"/>
             <w:vAlign w:val="center"/>
             <w:tcMar>
               <w:top w:w="80" w:type="dxa"/>
@@ -2251,31 +1997,7 @@
         </w:tc>
         <w:tc>
           <w:tcPr>
-            <w:tcW w:type="dxa" w:w="1800"/>
-            <w:vAlign w:val="center"/>
-            <w:tcMar>
-              <w:top w:w="80" w:type="dxa"/>
-              <w:start w:w="120" w:type="dxa"/>
-              <w:bottom w:w="80" w:type="dxa"/>
-              <w:end w:w="120" w:type="dxa"/>
-            </w:tcMar>
-          </w:tcPr>
-          <w:p>
-            <w:pPr>
-              <w:spacing w:after="0"/>
-            </w:pPr>
-            <w:r>
-              <w:rPr>
-                <w:rFonts w:ascii="Calibri" w:hAnsi="Calibri"/>
-                <w:sz w:val="19"/>
-              </w:rPr>
-              <w:t>Yes</w:t>
-            </w:r>
-          </w:p>
-        </w:tc>
-        <w:tc>
-          <w:tcPr>
-            <w:tcW w:type="dxa" w:w="1728"/>
+            <w:tcW w:type="dxa" w:w="2304"/>
             <w:vAlign w:val="center"/>
             <w:tcMar>
               <w:top w:w="80" w:type="dxa"/>
@@ -2304,7 +2026,7 @@
         </w:trPr>
         <w:tc>
           <w:tcPr>
-            <w:tcW w:type="dxa" w:w="2232"/>
+            <w:tcW w:type="dxa" w:w="2592"/>
             <w:vAlign w:val="center"/>
             <w:tcMar>
               <w:top w:w="80" w:type="dxa"/>
@@ -2328,7 +2050,7 @@
         </w:tc>
         <w:tc>
           <w:tcPr>
-            <w:tcW w:type="dxa" w:w="1800"/>
+            <w:tcW w:type="dxa" w:w="2232"/>
             <w:vAlign w:val="center"/>
             <w:tcMar>
               <w:top w:w="80" w:type="dxa"/>
@@ -2352,7 +2074,7 @@
         </w:tc>
         <w:tc>
           <w:tcPr>
-            <w:tcW w:type="dxa" w:w="1800"/>
+            <w:tcW w:type="dxa" w:w="2232"/>
             <w:vAlign w:val="center"/>
             <w:tcMar>
               <w:top w:w="80" w:type="dxa"/>
@@ -2376,31 +2098,7 @@
         </w:tc>
         <w:tc>
           <w:tcPr>
-            <w:tcW w:type="dxa" w:w="1800"/>
-            <w:vAlign w:val="center"/>
-            <w:tcMar>
-              <w:top w:w="80" w:type="dxa"/>
-              <w:start w:w="120" w:type="dxa"/>
-              <w:bottom w:w="80" w:type="dxa"/>
-              <w:end w:w="120" w:type="dxa"/>
-            </w:tcMar>
-          </w:tcPr>
-          <w:p>
-            <w:pPr>
-              <w:spacing w:after="0"/>
-            </w:pPr>
-            <w:r>
-              <w:rPr>
-                <w:rFonts w:ascii="Calibri" w:hAnsi="Calibri"/>
-                <w:sz w:val="19"/>
-              </w:rPr>
-              <w:t>Yes</w:t>
-            </w:r>
-          </w:p>
-        </w:tc>
-        <w:tc>
-          <w:tcPr>
-            <w:tcW w:type="dxa" w:w="1728"/>
+            <w:tcW w:type="dxa" w:w="2304"/>
             <w:vAlign w:val="center"/>
             <w:tcMar>
               <w:top w:w="80" w:type="dxa"/>
@@ -2429,7 +2127,7 @@
         </w:trPr>
         <w:tc>
           <w:tcPr>
-            <w:tcW w:type="dxa" w:w="2232"/>
+            <w:tcW w:type="dxa" w:w="2592"/>
             <w:vAlign w:val="center"/>
             <w:tcMar>
               <w:top w:w="80" w:type="dxa"/>
@@ -2453,7 +2151,7 @@
         </w:tc>
         <w:tc>
           <w:tcPr>
-            <w:tcW w:type="dxa" w:w="1800"/>
+            <w:tcW w:type="dxa" w:w="2232"/>
             <w:vAlign w:val="center"/>
             <w:tcMar>
               <w:top w:w="80" w:type="dxa"/>
@@ -2477,7 +2175,7 @@
         </w:tc>
         <w:tc>
           <w:tcPr>
-            <w:tcW w:type="dxa" w:w="1800"/>
+            <w:tcW w:type="dxa" w:w="2232"/>
             <w:vAlign w:val="center"/>
             <w:tcMar>
               <w:top w:w="80" w:type="dxa"/>
@@ -2501,31 +2199,7 @@
         </w:tc>
         <w:tc>
           <w:tcPr>
-            <w:tcW w:type="dxa" w:w="1800"/>
-            <w:vAlign w:val="center"/>
-            <w:tcMar>
-              <w:top w:w="80" w:type="dxa"/>
-              <w:start w:w="120" w:type="dxa"/>
-              <w:bottom w:w="80" w:type="dxa"/>
-              <w:end w:w="120" w:type="dxa"/>
-            </w:tcMar>
-          </w:tcPr>
-          <w:p>
-            <w:pPr>
-              <w:spacing w:after="0"/>
-            </w:pPr>
-            <w:r>
-              <w:rPr>
-                <w:rFonts w:ascii="Calibri" w:hAnsi="Calibri"/>
-                <w:sz w:val="19"/>
-              </w:rPr>
-              <w:t>Yes</w:t>
-            </w:r>
-          </w:p>
-        </w:tc>
-        <w:tc>
-          <w:tcPr>
-            <w:tcW w:type="dxa" w:w="1728"/>
+            <w:tcW w:type="dxa" w:w="2304"/>
             <w:vAlign w:val="center"/>
             <w:tcMar>
               <w:top w:w="80" w:type="dxa"/>
@@ -2554,7 +2228,7 @@
         </w:trPr>
         <w:tc>
           <w:tcPr>
-            <w:tcW w:type="dxa" w:w="2232"/>
+            <w:tcW w:type="dxa" w:w="2592"/>
             <w:vAlign w:val="center"/>
             <w:tcMar>
               <w:top w:w="80" w:type="dxa"/>
@@ -2578,7 +2252,7 @@
         </w:tc>
         <w:tc>
           <w:tcPr>
-            <w:tcW w:type="dxa" w:w="1800"/>
+            <w:tcW w:type="dxa" w:w="2232"/>
             <w:vAlign w:val="center"/>
             <w:tcMar>
               <w:top w:w="80" w:type="dxa"/>
@@ -2602,7 +2276,7 @@
         </w:tc>
         <w:tc>
           <w:tcPr>
-            <w:tcW w:type="dxa" w:w="1800"/>
+            <w:tcW w:type="dxa" w:w="2232"/>
             <w:vAlign w:val="center"/>
             <w:tcMar>
               <w:top w:w="80" w:type="dxa"/>
@@ -2626,31 +2300,7 @@
         </w:tc>
         <w:tc>
           <w:tcPr>
-            <w:tcW w:type="dxa" w:w="1800"/>
-            <w:vAlign w:val="center"/>
-            <w:tcMar>
-              <w:top w:w="80" w:type="dxa"/>
-              <w:start w:w="120" w:type="dxa"/>
-              <w:bottom w:w="80" w:type="dxa"/>
-              <w:end w:w="120" w:type="dxa"/>
-            </w:tcMar>
-          </w:tcPr>
-          <w:p>
-            <w:pPr>
-              <w:spacing w:after="0"/>
-            </w:pPr>
-            <w:r>
-              <w:rPr>
-                <w:rFonts w:ascii="Calibri" w:hAnsi="Calibri"/>
-                <w:sz w:val="19"/>
-              </w:rPr>
-              <w:t>Yes</w:t>
-            </w:r>
-          </w:p>
-        </w:tc>
-        <w:tc>
-          <w:tcPr>
-            <w:tcW w:type="dxa" w:w="1728"/>
+            <w:tcW w:type="dxa" w:w="2304"/>
             <w:vAlign w:val="center"/>
             <w:tcMar>
               <w:top w:w="80" w:type="dxa"/>
@@ -2679,7 +2329,7 @@
         </w:trPr>
         <w:tc>
           <w:tcPr>
-            <w:tcW w:type="dxa" w:w="2232"/>
+            <w:tcW w:type="dxa" w:w="2592"/>
             <w:vAlign w:val="center"/>
             <w:tcMar>
               <w:top w:w="80" w:type="dxa"/>
@@ -2703,7 +2353,7 @@
         </w:tc>
         <w:tc>
           <w:tcPr>
-            <w:tcW w:type="dxa" w:w="1800"/>
+            <w:tcW w:type="dxa" w:w="2232"/>
             <w:vAlign w:val="center"/>
             <w:tcMar>
               <w:top w:w="80" w:type="dxa"/>
@@ -2727,7 +2377,7 @@
         </w:tc>
         <w:tc>
           <w:tcPr>
-            <w:tcW w:type="dxa" w:w="1800"/>
+            <w:tcW w:type="dxa" w:w="2232"/>
             <w:vAlign w:val="center"/>
             <w:tcMar>
               <w:top w:w="80" w:type="dxa"/>
@@ -2751,31 +2401,7 @@
         </w:tc>
         <w:tc>
           <w:tcPr>
-            <w:tcW w:type="dxa" w:w="1800"/>
-            <w:vAlign w:val="center"/>
-            <w:tcMar>
-              <w:top w:w="80" w:type="dxa"/>
-              <w:start w:w="120" w:type="dxa"/>
-              <w:bottom w:w="80" w:type="dxa"/>
-              <w:end w:w="120" w:type="dxa"/>
-            </w:tcMar>
-          </w:tcPr>
-          <w:p>
-            <w:pPr>
-              <w:spacing w:after="0"/>
-            </w:pPr>
-            <w:r>
-              <w:rPr>
-                <w:rFonts w:ascii="Calibri" w:hAnsi="Calibri"/>
-                <w:sz w:val="19"/>
-              </w:rPr>
-              <w:t>Magnitude mode</w:t>
-            </w:r>
-          </w:p>
-        </w:tc>
-        <w:tc>
-          <w:tcPr>
-            <w:tcW w:type="dxa" w:w="1728"/>
+            <w:tcW w:type="dxa" w:w="2304"/>
             <w:vAlign w:val="center"/>
             <w:tcMar>
               <w:top w:w="80" w:type="dxa"/>
@@ -2804,7 +2430,7 @@
         </w:trPr>
         <w:tc>
           <w:tcPr>
-            <w:tcW w:type="dxa" w:w="2232"/>
+            <w:tcW w:type="dxa" w:w="2592"/>
             <w:vAlign w:val="center"/>
             <w:tcMar>
               <w:top w:w="80" w:type="dxa"/>
@@ -2828,7 +2454,7 @@
         </w:tc>
         <w:tc>
           <w:tcPr>
-            <w:tcW w:type="dxa" w:w="1800"/>
+            <w:tcW w:type="dxa" w:w="2232"/>
             <w:vAlign w:val="center"/>
             <w:tcMar>
               <w:top w:w="80" w:type="dxa"/>
@@ -2852,7 +2478,7 @@
         </w:tc>
         <w:tc>
           <w:tcPr>
-            <w:tcW w:type="dxa" w:w="1800"/>
+            <w:tcW w:type="dxa" w:w="2232"/>
             <w:vAlign w:val="center"/>
             <w:tcMar>
               <w:top w:w="80" w:type="dxa"/>
@@ -2876,31 +2502,7 @@
         </w:tc>
         <w:tc>
           <w:tcPr>
-            <w:tcW w:type="dxa" w:w="1800"/>
-            <w:vAlign w:val="center"/>
-            <w:tcMar>
-              <w:top w:w="80" w:type="dxa"/>
-              <w:start w:w="120" w:type="dxa"/>
-              <w:bottom w:w="80" w:type="dxa"/>
-              <w:end w:w="120" w:type="dxa"/>
-            </w:tcMar>
-          </w:tcPr>
-          <w:p>
-            <w:pPr>
-              <w:spacing w:after="0"/>
-            </w:pPr>
-            <w:r>
-              <w:rPr>
-                <w:rFonts w:ascii="Calibri" w:hAnsi="Calibri"/>
-                <w:sz w:val="19"/>
-              </w:rPr>
-              <w:t>Yes</w:t>
-            </w:r>
-          </w:p>
-        </w:tc>
-        <w:tc>
-          <w:tcPr>
-            <w:tcW w:type="dxa" w:w="1728"/>
+            <w:tcW w:type="dxa" w:w="2304"/>
             <w:vAlign w:val="center"/>
             <w:tcMar>
               <w:top w:w="80" w:type="dxa"/>
@@ -2929,7 +2531,7 @@
         </w:trPr>
         <w:tc>
           <w:tcPr>
-            <w:tcW w:type="dxa" w:w="2232"/>
+            <w:tcW w:type="dxa" w:w="2592"/>
             <w:vAlign w:val="center"/>
             <w:tcMar>
               <w:top w:w="80" w:type="dxa"/>
@@ -2953,7 +2555,7 @@
         </w:tc>
         <w:tc>
           <w:tcPr>
-            <w:tcW w:type="dxa" w:w="1800"/>
+            <w:tcW w:type="dxa" w:w="2232"/>
             <w:vAlign w:val="center"/>
             <w:tcMar>
               <w:top w:w="80" w:type="dxa"/>
@@ -2977,7 +2579,7 @@
         </w:tc>
         <w:tc>
           <w:tcPr>
-            <w:tcW w:type="dxa" w:w="1800"/>
+            <w:tcW w:type="dxa" w:w="2232"/>
             <w:vAlign w:val="center"/>
             <w:tcMar>
               <w:top w:w="80" w:type="dxa"/>
@@ -3001,31 +2603,7 @@
         </w:tc>
         <w:tc>
           <w:tcPr>
-            <w:tcW w:type="dxa" w:w="1800"/>
-            <w:vAlign w:val="center"/>
-            <w:tcMar>
-              <w:top w:w="80" w:type="dxa"/>
-              <w:start w:w="120" w:type="dxa"/>
-              <w:bottom w:w="80" w:type="dxa"/>
-              <w:end w:w="120" w:type="dxa"/>
-            </w:tcMar>
-          </w:tcPr>
-          <w:p>
-            <w:pPr>
-              <w:spacing w:after="0"/>
-            </w:pPr>
-            <w:r>
-              <w:rPr>
-                <w:rFonts w:ascii="Calibri" w:hAnsi="Calibri"/>
-                <w:sz w:val="19"/>
-              </w:rPr>
-              <w:t>No</w:t>
-            </w:r>
-          </w:p>
-        </w:tc>
-        <w:tc>
-          <w:tcPr>
-            <w:tcW w:type="dxa" w:w="1728"/>
+            <w:tcW w:type="dxa" w:w="2304"/>
             <w:vAlign w:val="center"/>
             <w:tcMar>
               <w:top w:w="80" w:type="dxa"/>
@@ -3054,7 +2632,7 @@
         </w:trPr>
         <w:tc>
           <w:tcPr>
-            <w:tcW w:type="dxa" w:w="2232"/>
+            <w:tcW w:type="dxa" w:w="2592"/>
             <w:vAlign w:val="center"/>
             <w:tcMar>
               <w:top w:w="80" w:type="dxa"/>
@@ -3078,7 +2656,7 @@
         </w:tc>
         <w:tc>
           <w:tcPr>
-            <w:tcW w:type="dxa" w:w="1800"/>
+            <w:tcW w:type="dxa" w:w="2232"/>
             <w:vAlign w:val="center"/>
             <w:tcMar>
               <w:top w:w="80" w:type="dxa"/>
@@ -3102,7 +2680,7 @@
         </w:tc>
         <w:tc>
           <w:tcPr>
-            <w:tcW w:type="dxa" w:w="1800"/>
+            <w:tcW w:type="dxa" w:w="2232"/>
             <w:vAlign w:val="center"/>
             <w:tcMar>
               <w:top w:w="80" w:type="dxa"/>
@@ -3126,31 +2704,7 @@
         </w:tc>
         <w:tc>
           <w:tcPr>
-            <w:tcW w:type="dxa" w:w="1800"/>
-            <w:vAlign w:val="center"/>
-            <w:tcMar>
-              <w:top w:w="80" w:type="dxa"/>
-              <w:start w:w="120" w:type="dxa"/>
-              <w:bottom w:w="80" w:type="dxa"/>
-              <w:end w:w="120" w:type="dxa"/>
-            </w:tcMar>
-          </w:tcPr>
-          <w:p>
-            <w:pPr>
-              <w:spacing w:after="0"/>
-            </w:pPr>
-            <w:r>
-              <w:rPr>
-                <w:rFonts w:ascii="Calibri" w:hAnsi="Calibri"/>
-                <w:sz w:val="19"/>
-              </w:rPr>
-              <w:t>No</w:t>
-            </w:r>
-          </w:p>
-        </w:tc>
-        <w:tc>
-          <w:tcPr>
-            <w:tcW w:type="dxa" w:w="1728"/>
+            <w:tcW w:type="dxa" w:w="2304"/>
             <w:vAlign w:val="center"/>
             <w:tcMar>
               <w:top w:w="80" w:type="dxa"/>
@@ -3179,7 +2733,7 @@
         </w:trPr>
         <w:tc>
           <w:tcPr>
-            <w:tcW w:type="dxa" w:w="2232"/>
+            <w:tcW w:type="dxa" w:w="2592"/>
             <w:vAlign w:val="center"/>
             <w:tcMar>
               <w:top w:w="80" w:type="dxa"/>
@@ -3197,37 +2751,13 @@
                 <w:rFonts w:ascii="Calibri" w:hAnsi="Calibri"/>
                 <w:sz w:val="19"/>
               </w:rPr>
-              <w:t>Moffat beta</w:t>
+              <w:t>truth dilation [px]</w:t>
             </w:r>
           </w:p>
         </w:tc>
         <w:tc>
           <w:tcPr>
-            <w:tcW w:type="dxa" w:w="1800"/>
-            <w:vAlign w:val="center"/>
-            <w:tcMar>
-              <w:top w:w="80" w:type="dxa"/>
-              <w:start w:w="120" w:type="dxa"/>
-              <w:bottom w:w="80" w:type="dxa"/>
-              <w:end w:w="120" w:type="dxa"/>
-            </w:tcMar>
-          </w:tcPr>
-          <w:p>
-            <w:pPr>
-              <w:spacing w:after="0"/>
-            </w:pPr>
-            <w:r>
-              <w:rPr>
-                <w:rFonts w:ascii="Calibri" w:hAnsi="Calibri"/>
-                <w:sz w:val="19"/>
-              </w:rPr>
-              <w:t>No</w:t>
-            </w:r>
-          </w:p>
-        </w:tc>
-        <w:tc>
-          <w:tcPr>
-            <w:tcW w:type="dxa" w:w="1800"/>
+            <w:tcW w:type="dxa" w:w="2232"/>
             <w:vAlign w:val="center"/>
             <w:tcMar>
               <w:top w:w="80" w:type="dxa"/>
@@ -3251,84 +2781,7 @@
         </w:tc>
         <w:tc>
           <w:tcPr>
-            <w:tcW w:type="dxa" w:w="1800"/>
-            <w:vAlign w:val="center"/>
-            <w:tcMar>
-              <w:top w:w="80" w:type="dxa"/>
-              <w:start w:w="120" w:type="dxa"/>
-              <w:bottom w:w="80" w:type="dxa"/>
-              <w:end w:w="120" w:type="dxa"/>
-            </w:tcMar>
-          </w:tcPr>
-          <w:p>
-            <w:pPr>
-              <w:spacing w:after="0"/>
-            </w:pPr>
-            <w:r>
-              <w:rPr>
-                <w:rFonts w:ascii="Calibri" w:hAnsi="Calibri"/>
-                <w:sz w:val="19"/>
-              </w:rPr>
-              <w:t>No</w:t>
-            </w:r>
-          </w:p>
-        </w:tc>
-        <w:tc>
-          <w:tcPr>
-            <w:tcW w:type="dxa" w:w="1728"/>
-            <w:vAlign w:val="center"/>
-            <w:tcMar>
-              <w:top w:w="80" w:type="dxa"/>
-              <w:start w:w="120" w:type="dxa"/>
-              <w:bottom w:w="80" w:type="dxa"/>
-              <w:end w:w="120" w:type="dxa"/>
-            </w:tcMar>
-          </w:tcPr>
-          <w:p>
-            <w:pPr>
-              <w:spacing w:after="0"/>
-            </w:pPr>
-            <w:r>
-              <w:rPr>
-                <w:rFonts w:ascii="Calibri" w:hAnsi="Calibri"/>
-                <w:sz w:val="19"/>
-              </w:rPr>
-              <w:t>No</w:t>
-            </w:r>
-          </w:p>
-        </w:tc>
-      </w:tr>
-      <w:tr>
-        <w:trPr>
-          <w:cantSplit/>
-        </w:trPr>
-        <w:tc>
-          <w:tcPr>
             <w:tcW w:type="dxa" w:w="2232"/>
-            <w:vAlign w:val="center"/>
-            <w:tcMar>
-              <w:top w:w="80" w:type="dxa"/>
-              <w:start w:w="120" w:type="dxa"/>
-              <w:bottom w:w="80" w:type="dxa"/>
-              <w:end w:w="120" w:type="dxa"/>
-            </w:tcMar>
-          </w:tcPr>
-          <w:p>
-            <w:pPr>
-              <w:spacing w:after="0"/>
-            </w:pPr>
-            <w:r>
-              <w:rPr>
-                <w:rFonts w:ascii="Calibri" w:hAnsi="Calibri"/>
-                <w:sz w:val="19"/>
-              </w:rPr>
-              <w:t>truth dilation [px]</w:t>
-            </w:r>
-          </w:p>
-        </w:tc>
-        <w:tc>
-          <w:tcPr>
-            <w:tcW w:type="dxa" w:w="1800"/>
             <w:vAlign w:val="center"/>
             <w:tcMar>
               <w:top w:w="80" w:type="dxa"/>
@@ -3352,55 +2805,7 @@
         </w:tc>
         <w:tc>
           <w:tcPr>
-            <w:tcW w:type="dxa" w:w="1800"/>
-            <w:vAlign w:val="center"/>
-            <w:tcMar>
-              <w:top w:w="80" w:type="dxa"/>
-              <w:start w:w="120" w:type="dxa"/>
-              <w:bottom w:w="80" w:type="dxa"/>
-              <w:end w:w="120" w:type="dxa"/>
-            </w:tcMar>
-          </w:tcPr>
-          <w:p>
-            <w:pPr>
-              <w:spacing w:after="0"/>
-            </w:pPr>
-            <w:r>
-              <w:rPr>
-                <w:rFonts w:ascii="Calibri" w:hAnsi="Calibri"/>
-                <w:sz w:val="19"/>
-              </w:rPr>
-              <w:t>Yes</w:t>
-            </w:r>
-          </w:p>
-        </w:tc>
-        <w:tc>
-          <w:tcPr>
-            <w:tcW w:type="dxa" w:w="1800"/>
-            <w:vAlign w:val="center"/>
-            <w:tcMar>
-              <w:top w:w="80" w:type="dxa"/>
-              <w:start w:w="120" w:type="dxa"/>
-              <w:bottom w:w="80" w:type="dxa"/>
-              <w:end w:w="120" w:type="dxa"/>
-            </w:tcMar>
-          </w:tcPr>
-          <w:p>
-            <w:pPr>
-              <w:spacing w:after="0"/>
-            </w:pPr>
-            <w:r>
-              <w:rPr>
-                <w:rFonts w:ascii="Calibri" w:hAnsi="Calibri"/>
-                <w:sz w:val="19"/>
-              </w:rPr>
-              <w:t>Yes</w:t>
-            </w:r>
-          </w:p>
-        </w:tc>
-        <w:tc>
-          <w:tcPr>
-            <w:tcW w:type="dxa" w:w="1728"/>
+            <w:tcW w:type="dxa" w:w="2304"/>
             <w:vAlign w:val="center"/>
             <w:tcMar>
               <w:top w:w="80" w:type="dxa"/>
@@ -3501,66 +2906,12 @@
         <w:pStyle w:val="Heading2"/>
       </w:pPr>
       <w:r>
-        <w:t>Moffat beta</w:t>
+        <w:t>How the three object types are characterised</w:t>
       </w:r>
     </w:p>
     <w:p>
       <w:r>
-        <w:t>The Moffat profile is useful for point sources because real stellar PSFs often have broader wings than a Gaussian. The injected Moffat star is circular and follows:</w:t>
-      </w:r>
-    </w:p>
-    <w:tbl>
-      <w:tblPr>
-        <w:tblW w:type="auto" w:w="0"/>
-        <w:jc w:val="left"/>
-        <w:tblLayout w:type="fixed"/>
-        <w:tblLook w:firstColumn="1" w:firstRow="1" w:lastColumn="0" w:lastRow="0" w:noHBand="0" w:noVBand="1" w:val="04A0"/>
-      </w:tblPr>
-      <w:tblGrid>
-        <w:gridCol w:w="9360"/>
-      </w:tblGrid>
-      <w:tr>
-        <w:trPr>
-          <w:cantSplit/>
-          <w:tblHeader/>
-        </w:trPr>
-        <w:tc>
-          <w:tcPr>
-            <w:tcW w:type="dxa" w:w="9360"/>
-            <w:vAlign w:val="center"/>
-            <w:tcMar>
-              <w:top w:w="80" w:type="dxa"/>
-              <w:start w:w="120" w:type="dxa"/>
-              <w:bottom w:w="80" w:type="dxa"/>
-              <w:end w:w="120" w:type="dxa"/>
-            </w:tcMar>
-            <w:shd w:fill="F4F6F9"/>
-          </w:tcPr>
-          <w:p>
-            <w:pPr>
-              <w:spacing w:after="0"/>
-            </w:pPr>
-            <w:r>
-              <w:rPr>
-                <w:b/>
-                <w:color w:val="1F3A5F"/>
-              </w:rPr>
-              <w:t xml:space="preserve">Formula: </w:t>
-            </w:r>
-            <w:r>
-              <w:t>I(r) = peak * (1 + r^2 / alpha^2)^(-beta), where alpha is computed from FWHM and beta.</w:t>
-            </w:r>
-          </w:p>
-        </w:tc>
-      </w:tr>
-    </w:tbl>
-    <w:p/>
-    <w:p>
-      <w:pPr>
-        <w:pStyle w:val="ListBullet"/>
-      </w:pPr>
-      <w:r>
-        <w:t>Lower beta, for example around 1.5-2.5, produces heavier wings and more light far from the centre.</w:t>
+        <w:t>Each Toy object type is deliberately simple. The aim is to test recovery behaviour with controlled source shapes, not to fit a complete astrophysical model.</w:t>
       </w:r>
     </w:p>
     <w:p>
@@ -3568,7 +2919,7 @@
         <w:pStyle w:val="ListBullet"/>
       </w:pPr>
       <w:r>
-        <w:t>Higher beta, for example 5-8, makes the profile fall off more steeply.</w:t>
+        <w:t>Gaussian star: a single circular Gaussian. It is described by its deprojected position, brightness, and FWHM. It has no elongation or orientation.</w:t>
       </w:r>
     </w:p>
     <w:p>
@@ -3576,7 +2927,15 @@
         <w:pStyle w:val="ListBullet"/>
       </w:pPr>
       <w:r>
-        <w:t>The code clamps beta to at least 1.2 internally; the UI range starts at 1.3.</w:t>
+        <w:t>Star cluster: a fixed three-Gaussian blend. It is described by one central position, one brightness scale, and one FWHM scale; the component offsets and relative intensities are fixed by the tool.</w:t>
+      </w:r>
+    </w:p>
+    <w:p>
+      <w:pPr>
+        <w:pStyle w:val="ListBullet"/>
+      </w:pPr>
+      <w:r>
+        <w:t>Compact galaxy: a single elliptical Gaussian. It is described by position, brightness, major-axis FWHM, axis ratio, and position angle.</w:t>
       </w:r>
     </w:p>
     <w:p>
@@ -3694,14 +3053,6 @@
       </w:pPr>
       <w:r>
         <w:t>Use Gaussian star for a simple compact-source sensitivity test.</w:t>
-      </w:r>
-    </w:p>
-    <w:p>
-      <w:pPr>
-        <w:pStyle w:val="ListBullet"/>
-      </w:pPr>
-      <w:r>
-        <w:t>Use Moffat star when you want to test whether the mask catches PSF wings; adjust Moffat beta to make the wings broader or narrower.</w:t>
       </w:r>
     </w:p>
     <w:p>

--- a/Foreground Masking/documentation/Toy Object Parameters Guide.docx
+++ b/Foreground Masking/documentation/Toy Object Parameters Guide.docx
@@ -81,7 +81,7 @@
               <w:t xml:space="preserve">Short answer: </w:t>
             </w:r>
             <w:r>
-              <w:t>The Toy object model now has three available profiles: Gaussian star, Star cluster, and Compact galaxy. Location, brightness, FWHM, and truth dilation apply broadly. Axis ratio and object PA apply only to Compact galaxy.</w:t>
+              <w:t>The Toy object model now has three available profiles: Gaussian star, Star cluster, and Compact galaxy. Location, brightness, FWHM, and truth dilation apply broadly. Axis ratio and object PA apply only to Compact galaxy. Toy objects must sit wholly inside the same deprojected, bar-aligned galaxy investigation area used by the normal image/profile reports.</w:t>
             </w:r>
           </w:p>
         </w:tc>
@@ -965,7 +965,7 @@
                 <w:rFonts w:ascii="Calibri" w:hAnsi="Calibri"/>
                 <w:sz w:val="19"/>
               </w:rPr>
-              <w:t>The code converts this deprojected position back to observed image pixels before injecting the model.</w:t>
+              <w:t>The code converts this deprojected position back to observed image pixels before injecting the model, then rejects placements outside the investigated bar-aligned cutout.</w:t>
             </w:r>
           </w:p>
         </w:tc>
@@ -2943,6 +2943,43 @@
         <w:pStyle w:val="Heading2"/>
       </w:pPr>
       <w:r>
+        <w:t>Investigation-area constraint</w:t>
+      </w:r>
+    </w:p>
+    <w:p>
+      <w:r>
+        <w:t>Toy objects are only valid inside the galaxy area actually being investigated. In practice this is the same deprojected, bar-aligned square cutout used by the interactive displays, PNG reports, isophote views, and bar-major profiles. The horizontal axis is the deprojected bar-major axis and the vertical axis is the deprojected bar-minor axis.</w:t>
+      </w:r>
+    </w:p>
+    <w:p>
+      <w:pPr>
+        <w:pStyle w:val="ListBullet"/>
+      </w:pPr>
+      <w:r>
+        <w:t>The toy centre must fall inside this cutout.</w:t>
+      </w:r>
+    </w:p>
+    <w:p>
+      <w:pPr>
+        <w:pStyle w:val="ListBullet"/>
+      </w:pPr>
+      <w:r>
+        <w:t>The full truth mask, after the 8 percent model threshold and optional truth dilation, must also remain inside the cutout.</w:t>
+      </w:r>
+    </w:p>
+    <w:p>
+      <w:pPr>
+        <w:pStyle w:val="ListBullet"/>
+      </w:pPr>
+      <w:r>
+        <w:t>Toy-object optimisation results produced before this constraint was added should be treated as superseded, because those older runs could place toys anywhere in the finite FITS footprint.</w:t>
+      </w:r>
+    </w:p>
+    <w:p>
+      <w:pPr>
+        <w:pStyle w:val="Heading2"/>
+      </w:pPr>
+      <w:r>
         <w:t>Integrated magnitude mode</w:t>
       </w:r>
     </w:p>
@@ -3077,6 +3114,14 @@
       </w:pPr>
       <w:r>
         <w:t>Use Peak residual sigma for quick recovery experiments. Use Integrated magnitude when you want physically calibrated brightness and the FITS header supports the conversion.</w:t>
+      </w:r>
+    </w:p>
+    <w:p>
+      <w:pPr>
+        <w:pStyle w:val="ListBullet"/>
+      </w:pPr>
+      <w:r>
+        <w:t>Place Toy objects inside the displayed bar-aligned investigation area; if the model or truth mask spills outside that area, the tool rejects the placement.</w:t>
       </w:r>
     </w:p>
     <w:p>

--- a/Foreground Masking/documentation/Toy Object Parameters Guide.docx
+++ b/Foreground Masking/documentation/Toy Object Parameters Guide.docx
@@ -39,7 +39,7 @@
         <w:t xml:space="preserve">Source: </w:t>
       </w:r>
       <w:r>
-        <w:t>Foreground Masking/interactive object recovery.py</w:t>
+        <w:t>Foreground Masking/Interactive tools/interactive object recovery.py</w:t>
       </w:r>
     </w:p>
     <w:tbl>
